--- a/downloads/teacher/04 Units/Unit 05 - Apparel and Textile Production and Design - Make It, Mend It, Wear It/Assessment 05.1 - Fibers and Care Quiz.docx
+++ b/downloads/teacher/04 Units/Unit 05 - Apparel and Textile Production and Design - Make It, Mend It, Wear It/Assessment 05.1 - Fibers and Care Quiz.docx
@@ -2891,7 +2891,7 @@
               <w:jc w:val="left"/>
             </w:pPr>
             <w:r>
-              <w:t xml:space="preserve">Retake given orally, one on one, during the Lesson 5.10 build days, using real garments and real tags instead of paper.</w:t>
+              <w:t xml:space="preserve">Retake given orally, one on one, during the Lesson 5.11 build days, using real garments and real tags instead of paper.</w:t>
             </w:r>
           </w:p>
         </w:tc>
